--- a/Backend/src/templates/qas/FOR Acta QA Telefonía Troncal SIP Gateway y Centralizada.docx
+++ b/Backend/src/templates/qas/FOR Acta QA Telefonía Troncal SIP Gateway y Centralizada.docx
@@ -55,6 +55,13 @@
         <w:tab/>
         <w:t>1</w:t>
       </w:r>
+      <w:r>
+        <w:rPr>
+          <w:sz w:val="18"/>
+        </w:rPr>
+        <w:tab/>
+        <w:t>{visita_numero}</w:t>
+      </w:r>
     </w:p>
     <w:p>
       <w:pPr>
@@ -96,6 +103,13 @@
         </w:rPr>
         <w:t>.02.2023</w:t>
       </w:r>
+      <w:r>
+        <w:rPr>
+          <w:sz w:val="18"/>
+        </w:rPr>
+        <w:tab/>
+        <w:t>{fecha_ejecucion}</w:t>
+      </w:r>
     </w:p>
     <w:p>
       <w:pPr>
@@ -129,6 +143,13 @@
           <w:bCs/>
         </w:rPr>
         <w:t xml:space="preserve">08:00 </w:t>
+      </w:r>
+      <w:r>
+        <w:rPr>
+          <w:sz w:val="18"/>
+        </w:rPr>
+        <w:tab/>
+        <w:t>{hora_inicio}</w:t>
       </w:r>
     </w:p>
     <w:p>
@@ -160,6 +181,13 @@
         <w:tab/>
         <w:t>60 MIN</w:t>
       </w:r>
+      <w:r>
+        <w:rPr>
+          <w:sz w:val="18"/>
+        </w:rPr>
+        <w:tab/>
+        <w:t>{tiempo_transporte}</w:t>
+      </w:r>
     </w:p>
     <w:p>
       <w:pPr>
@@ -190,6 +218,13 @@
         <w:tab/>
         <w:t>10 MIN</w:t>
       </w:r>
+      <w:r>
+        <w:rPr>
+          <w:sz w:val="18"/>
+        </w:rPr>
+        <w:tab/>
+        <w:t>{tiempo_antesala}</w:t>
+      </w:r>
     </w:p>
     <w:p>
       <w:pPr>
@@ -220,6 +255,13 @@
         <w:tab/>
         <w:t>180 MIN</w:t>
       </w:r>
+      <w:r>
+        <w:rPr>
+          <w:sz w:val="18"/>
+        </w:rPr>
+        <w:tab/>
+        <w:t>{tiempo_ejecucion}</w:t>
+      </w:r>
     </w:p>
     <w:p>
       <w:pPr>
@@ -257,6 +299,13 @@
         <w:tab/>
         <w:t>15 MIN</w:t>
       </w:r>
+      <w:r>
+        <w:rPr>
+          <w:sz w:val="18"/>
+        </w:rPr>
+        <w:tab/>
+        <w:t>{tiempo_espera_claro}</w:t>
+      </w:r>
     </w:p>
     <w:p>
       <w:pPr>
@@ -290,6 +339,13 @@
           <w:bCs/>
         </w:rPr>
         <w:t>12:00</w:t>
+      </w:r>
+      <w:r>
+        <w:rPr>
+          <w:sz w:val="18"/>
+        </w:rPr>
+        <w:tab/>
+        <w:t>{hora_salida}</w:t>
       </w:r>
     </w:p>
     <w:p>
@@ -345,6 +401,13 @@
         <w:tab/>
         <w:t>RONALD LEGUIZAMON</w:t>
       </w:r>
+      <w:r>
+        <w:rPr>
+          <w:sz w:val="18"/>
+        </w:rPr>
+        <w:tab/>
+        <w:t>{ingeniero_outsourcing}</w:t>
+      </w:r>
     </w:p>
     <w:p>
       <w:pPr>
@@ -387,6 +450,13 @@
           <w:b/>
         </w:rPr>
         <w:t>150704547</w:t>
+      </w:r>
+      <w:r>
+        <w:rPr>
+          <w:sz w:val="18"/>
+        </w:rPr>
+        <w:tab/>
+        <w:t>{multimetro}</w:t>
       </w:r>
     </w:p>
     <w:p>
@@ -418,6 +488,13 @@
         <w:tab/>
         <w:t>NA</w:t>
       </w:r>
+      <w:r>
+        <w:rPr>
+          <w:sz w:val="18"/>
+        </w:rPr>
+        <w:tab/>
+        <w:t>{analizador_ber}</w:t>
+      </w:r>
     </w:p>
     <w:p>
       <w:pPr>
@@ -452,6 +529,13 @@
         </w:rPr>
         <w:t>CARLOS LATORRE</w:t>
       </w:r>
+      <w:r>
+        <w:rPr>
+          <w:sz w:val="18"/>
+        </w:rPr>
+        <w:tab/>
+        <w:t>{soporte_claro}</w:t>
+      </w:r>
     </w:p>
     <w:p>
       <w:pPr>
@@ -485,6 +569,13 @@
           <w:bCs/>
         </w:rPr>
         <w:t>ADRIAN HERNANDEZ</w:t>
+      </w:r>
+      <w:r>
+        <w:rPr>
+          <w:sz w:val="18"/>
+        </w:rPr>
+        <w:tab/>
+        <w:t>{firma_acta}</w:t>
       </w:r>
     </w:p>
     <w:p>
@@ -524,6 +615,13 @@
         <w:tab/>
         <w:t>NA</w:t>
       </w:r>
+      <w:r>
+        <w:rPr>
+          <w:sz w:val="18"/>
+        </w:rPr>
+        <w:tab/>
+        <w:t>{caso_seguimiento}</w:t>
+      </w:r>
     </w:p>
     <w:p>
       <w:pPr>
@@ -546,6 +644,13 @@
         </w:rPr>
         <w:tab/>
         <w:t>SIN NOVEDAD</w:t>
+      </w:r>
+      <w:r>
+        <w:rPr>
+          <w:sz w:val="18"/>
+        </w:rPr>
+        <w:tab/>
+        <w:t>{problemas_instalacion}</w:t>
       </w:r>
     </w:p>
     <w:p>
@@ -597,6 +702,13 @@
         <w:tab/>
         <w:t>122.3</w:t>
       </w:r>
+      <w:r>
+        <w:rPr>
+          <w:sz w:val="18"/>
+        </w:rPr>
+        <w:tab/>
+        <w:t>{fase_neutro}</w:t>
+      </w:r>
     </w:p>
     <w:p>
       <w:pPr>
@@ -631,6 +743,13 @@
         </w:rPr>
         <w:tab/>
       </w:r>
+      <w:r>
+        <w:rPr>
+          <w:sz w:val="18"/>
+        </w:rPr>
+        <w:tab/>
+        <w:t>{fase_tierra}</w:t>
+      </w:r>
     </w:p>
     <w:p>
       <w:pPr>
@@ -673,6 +792,13 @@
         </w:rPr>
         <w:t>0.79</w:t>
       </w:r>
+      <w:r>
+        <w:rPr>
+          <w:sz w:val="18"/>
+        </w:rPr>
+        <w:tab/>
+        <w:t>{neutro_tierra}</w:t>
+      </w:r>
     </w:p>
     <w:p>
       <w:pPr>
@@ -696,6 +822,13 @@
         </w:rPr>
         <w:t>Lugar de Instalación de Equipos: RACK</w:t>
       </w:r>
+      <w:r>
+        <w:rPr>
+          <w:sz w:val="18"/>
+        </w:rPr>
+        <w:tab/>
+        <w:t>{lugar_instalacion}</w:t>
+      </w:r>
     </w:p>
     <w:p>
       <w:pPr>
@@ -728,6 +861,13 @@
           <w:bCs/>
         </w:rPr>
         <w:t>Observaciones:</w:t>
+      </w:r>
+      <w:r>
+        <w:rPr>
+          <w:sz w:val="18"/>
+        </w:rPr>
+        <w:tab/>
+        <w:t>{observaciones}</w:t>
       </w:r>
     </w:p>
     <w:p>
@@ -961,6 +1101,12 @@
                 <w:lang w:val="es-CO"/>
               </w:rPr>
             </w:pPr>
+            <w:r>
+              <w:rPr>
+                <w:sz w:val="16"/>
+              </w:rPr>
+              <w:t>{equipo_instalado_1_tipo}</w:t>
+            </w:r>
           </w:p>
         </w:tc>
         <w:tc>
@@ -977,6 +1123,12 @@
                 <w:lang w:val="es-CO"/>
               </w:rPr>
             </w:pPr>
+            <w:r>
+              <w:rPr>
+                <w:sz w:val="16"/>
+              </w:rPr>
+              <w:t>{equipo_instalado_1_marca}</w:t>
+            </w:r>
           </w:p>
         </w:tc>
         <w:tc>
@@ -993,6 +1145,12 @@
                 <w:lang w:val="es-CO"/>
               </w:rPr>
             </w:pPr>
+            <w:r>
+              <w:rPr>
+                <w:sz w:val="16"/>
+              </w:rPr>
+              <w:t>{equipo_instalado_1_modelo}</w:t>
+            </w:r>
           </w:p>
         </w:tc>
         <w:tc>
@@ -1009,6 +1167,12 @@
                 <w:lang w:val="es-CO"/>
               </w:rPr>
             </w:pPr>
+            <w:r>
+              <w:rPr>
+                <w:sz w:val="16"/>
+              </w:rPr>
+              <w:t>{equipo_instalado_1_serial}</w:t>
+            </w:r>
           </w:p>
         </w:tc>
         <w:tc>
@@ -1025,6 +1189,12 @@
                 <w:lang w:val="es-CO"/>
               </w:rPr>
             </w:pPr>
+            <w:r>
+              <w:rPr>
+                <w:sz w:val="16"/>
+              </w:rPr>
+              <w:t>{equipo_instalado_1_placa}</w:t>
+            </w:r>
           </w:p>
         </w:tc>
       </w:tr>
@@ -1043,6 +1213,12 @@
                 <w:lang w:val="es-CO"/>
               </w:rPr>
             </w:pPr>
+            <w:r>
+              <w:rPr>
+                <w:sz w:val="16"/>
+              </w:rPr>
+              <w:t>{equipo_instalado_2_tipo}</w:t>
+            </w:r>
           </w:p>
         </w:tc>
         <w:tc>
@@ -1059,6 +1235,12 @@
                 <w:lang w:val="es-CO"/>
               </w:rPr>
             </w:pPr>
+            <w:r>
+              <w:rPr>
+                <w:sz w:val="16"/>
+              </w:rPr>
+              <w:t>{equipo_instalado_2_marca}</w:t>
+            </w:r>
           </w:p>
         </w:tc>
         <w:tc>
@@ -1075,6 +1257,12 @@
                 <w:lang w:val="es-CO"/>
               </w:rPr>
             </w:pPr>
+            <w:r>
+              <w:rPr>
+                <w:sz w:val="16"/>
+              </w:rPr>
+              <w:t>{equipo_instalado_2_modelo}</w:t>
+            </w:r>
           </w:p>
         </w:tc>
         <w:tc>
@@ -1091,6 +1279,12 @@
                 <w:lang w:val="es-CO"/>
               </w:rPr>
             </w:pPr>
+            <w:r>
+              <w:rPr>
+                <w:sz w:val="16"/>
+              </w:rPr>
+              <w:t>{equipo_instalado_2_serial}</w:t>
+            </w:r>
           </w:p>
         </w:tc>
         <w:tc>
@@ -1107,6 +1301,12 @@
                 <w:lang w:val="es-CO"/>
               </w:rPr>
             </w:pPr>
+            <w:r>
+              <w:rPr>
+                <w:sz w:val="16"/>
+              </w:rPr>
+              <w:t>{equipo_instalado_2_placa}</w:t>
+            </w:r>
           </w:p>
         </w:tc>
       </w:tr>
@@ -1125,6 +1325,12 @@
                 <w:lang w:val="es-CO"/>
               </w:rPr>
             </w:pPr>
+            <w:r>
+              <w:rPr>
+                <w:sz w:val="16"/>
+              </w:rPr>
+              <w:t>{equipo_instalado_3_tipo}</w:t>
+            </w:r>
           </w:p>
         </w:tc>
         <w:tc>
@@ -1141,6 +1347,12 @@
                 <w:lang w:val="es-CO"/>
               </w:rPr>
             </w:pPr>
+            <w:r>
+              <w:rPr>
+                <w:sz w:val="16"/>
+              </w:rPr>
+              <w:t>{equipo_instalado_3_marca}</w:t>
+            </w:r>
           </w:p>
         </w:tc>
         <w:tc>
@@ -1157,6 +1369,12 @@
                 <w:lang w:val="es-CO"/>
               </w:rPr>
             </w:pPr>
+            <w:r>
+              <w:rPr>
+                <w:sz w:val="16"/>
+              </w:rPr>
+              <w:t>{equipo_instalado_3_modelo}</w:t>
+            </w:r>
           </w:p>
         </w:tc>
         <w:tc>
@@ -1173,6 +1391,12 @@
                 <w:lang w:val="es-CO"/>
               </w:rPr>
             </w:pPr>
+            <w:r>
+              <w:rPr>
+                <w:sz w:val="16"/>
+              </w:rPr>
+              <w:t>{equipo_instalado_3_serial}</w:t>
+            </w:r>
           </w:p>
         </w:tc>
         <w:tc>
@@ -1189,6 +1413,12 @@
                 <w:lang w:val="es-CO"/>
               </w:rPr>
             </w:pPr>
+            <w:r>
+              <w:rPr>
+                <w:sz w:val="16"/>
+              </w:rPr>
+              <w:t>{equipo_instalado_3_placa}</w:t>
+            </w:r>
           </w:p>
         </w:tc>
       </w:tr>
@@ -1207,6 +1437,12 @@
                 <w:lang w:val="es-CO"/>
               </w:rPr>
             </w:pPr>
+            <w:r>
+              <w:rPr>
+                <w:sz w:val="16"/>
+              </w:rPr>
+              <w:t>{equipo_instalado_4_tipo}</w:t>
+            </w:r>
           </w:p>
         </w:tc>
         <w:tc>
@@ -1223,6 +1459,12 @@
                 <w:lang w:val="es-CO"/>
               </w:rPr>
             </w:pPr>
+            <w:r>
+              <w:rPr>
+                <w:sz w:val="16"/>
+              </w:rPr>
+              <w:t>{equipo_instalado_4_marca}</w:t>
+            </w:r>
           </w:p>
         </w:tc>
         <w:tc>
@@ -1239,6 +1481,12 @@
                 <w:lang w:val="es-CO"/>
               </w:rPr>
             </w:pPr>
+            <w:r>
+              <w:rPr>
+                <w:sz w:val="16"/>
+              </w:rPr>
+              <w:t>{equipo_instalado_4_modelo}</w:t>
+            </w:r>
           </w:p>
         </w:tc>
         <w:tc>
@@ -1255,6 +1503,12 @@
                 <w:lang w:val="es-CO"/>
               </w:rPr>
             </w:pPr>
+            <w:r>
+              <w:rPr>
+                <w:sz w:val="16"/>
+              </w:rPr>
+              <w:t>{equipo_instalado_4_serial}</w:t>
+            </w:r>
           </w:p>
         </w:tc>
         <w:tc>
@@ -1271,6 +1525,12 @@
                 <w:lang w:val="es-CO"/>
               </w:rPr>
             </w:pPr>
+            <w:r>
+              <w:rPr>
+                <w:sz w:val="16"/>
+              </w:rPr>
+              <w:t>{equipo_instalado_4_placa}</w:t>
+            </w:r>
           </w:p>
         </w:tc>
       </w:tr>
@@ -1490,6 +1750,12 @@
                 <w:lang w:val="es-CO"/>
               </w:rPr>
             </w:pPr>
+            <w:r>
+              <w:rPr>
+                <w:sz w:val="16"/>
+              </w:rPr>
+              <w:t>{equipo_desinstalado_1_tipo}</w:t>
+            </w:r>
           </w:p>
         </w:tc>
         <w:tc>
@@ -1506,6 +1772,12 @@
                 <w:lang w:val="es-CO"/>
               </w:rPr>
             </w:pPr>
+            <w:r>
+              <w:rPr>
+                <w:sz w:val="16"/>
+              </w:rPr>
+              <w:t>{equipo_desinstalado_1_marca}</w:t>
+            </w:r>
           </w:p>
         </w:tc>
         <w:tc>
@@ -1522,6 +1794,12 @@
                 <w:lang w:val="es-CO"/>
               </w:rPr>
             </w:pPr>
+            <w:r>
+              <w:rPr>
+                <w:sz w:val="16"/>
+              </w:rPr>
+              <w:t>{equipo_desinstalado_1_modelo}</w:t>
+            </w:r>
           </w:p>
         </w:tc>
         <w:tc>
@@ -1538,6 +1816,12 @@
                 <w:lang w:val="es-CO"/>
               </w:rPr>
             </w:pPr>
+            <w:r>
+              <w:rPr>
+                <w:sz w:val="16"/>
+              </w:rPr>
+              <w:t>{equipo_desinstalado_1_serial}</w:t>
+            </w:r>
           </w:p>
         </w:tc>
         <w:tc>
@@ -1554,6 +1838,12 @@
                 <w:lang w:val="es-CO"/>
               </w:rPr>
             </w:pPr>
+            <w:r>
+              <w:rPr>
+                <w:sz w:val="16"/>
+              </w:rPr>
+              <w:t>{equipo_desinstalado_1_placa}</w:t>
+            </w:r>
           </w:p>
         </w:tc>
       </w:tr>
@@ -1572,6 +1862,12 @@
                 <w:lang w:val="es-CO"/>
               </w:rPr>
             </w:pPr>
+            <w:r>
+              <w:rPr>
+                <w:sz w:val="16"/>
+              </w:rPr>
+              <w:t>{equipo_desinstalado_2_tipo}</w:t>
+            </w:r>
           </w:p>
         </w:tc>
         <w:tc>
@@ -1588,6 +1884,12 @@
                 <w:lang w:val="es-CO"/>
               </w:rPr>
             </w:pPr>
+            <w:r>
+              <w:rPr>
+                <w:sz w:val="16"/>
+              </w:rPr>
+              <w:t>{equipo_desinstalado_2_marca}</w:t>
+            </w:r>
           </w:p>
         </w:tc>
         <w:tc>
@@ -1604,6 +1906,12 @@
                 <w:lang w:val="es-CO"/>
               </w:rPr>
             </w:pPr>
+            <w:r>
+              <w:rPr>
+                <w:sz w:val="16"/>
+              </w:rPr>
+              <w:t>{equipo_desinstalado_2_modelo}</w:t>
+            </w:r>
           </w:p>
         </w:tc>
         <w:tc>
@@ -1620,6 +1928,12 @@
                 <w:lang w:val="es-CO"/>
               </w:rPr>
             </w:pPr>
+            <w:r>
+              <w:rPr>
+                <w:sz w:val="16"/>
+              </w:rPr>
+              <w:t>{equipo_desinstalado_2_serial}</w:t>
+            </w:r>
           </w:p>
         </w:tc>
         <w:tc>
@@ -1636,6 +1950,12 @@
                 <w:lang w:val="es-CO"/>
               </w:rPr>
             </w:pPr>
+            <w:r>
+              <w:rPr>
+                <w:sz w:val="16"/>
+              </w:rPr>
+              <w:t>{equipo_desinstalado_2_placa}</w:t>
+            </w:r>
           </w:p>
         </w:tc>
       </w:tr>
@@ -1654,6 +1974,12 @@
                 <w:lang w:val="es-CO"/>
               </w:rPr>
             </w:pPr>
+            <w:r>
+              <w:rPr>
+                <w:sz w:val="16"/>
+              </w:rPr>
+              <w:t>{equipo_desinstalado_3_tipo}</w:t>
+            </w:r>
           </w:p>
         </w:tc>
         <w:tc>
@@ -1670,6 +1996,12 @@
                 <w:lang w:val="es-CO"/>
               </w:rPr>
             </w:pPr>
+            <w:r>
+              <w:rPr>
+                <w:sz w:val="16"/>
+              </w:rPr>
+              <w:t>{equipo_desinstalado_3_marca}</w:t>
+            </w:r>
           </w:p>
         </w:tc>
         <w:tc>
@@ -1686,6 +2018,12 @@
                 <w:lang w:val="es-CO"/>
               </w:rPr>
             </w:pPr>
+            <w:r>
+              <w:rPr>
+                <w:sz w:val="16"/>
+              </w:rPr>
+              <w:t>{equipo_desinstalado_3_modelo}</w:t>
+            </w:r>
           </w:p>
         </w:tc>
         <w:tc>
@@ -1702,6 +2040,12 @@
                 <w:lang w:val="es-CO"/>
               </w:rPr>
             </w:pPr>
+            <w:r>
+              <w:rPr>
+                <w:sz w:val="16"/>
+              </w:rPr>
+              <w:t>{equipo_desinstalado_3_serial}</w:t>
+            </w:r>
           </w:p>
         </w:tc>
         <w:tc>
@@ -1718,6 +2062,12 @@
                 <w:lang w:val="es-CO"/>
               </w:rPr>
             </w:pPr>
+            <w:r>
+              <w:rPr>
+                <w:sz w:val="16"/>
+              </w:rPr>
+              <w:t>{equipo_desinstalado_3_placa}</w:t>
+            </w:r>
           </w:p>
         </w:tc>
       </w:tr>
@@ -1736,6 +2086,12 @@
                 <w:lang w:val="es-CO"/>
               </w:rPr>
             </w:pPr>
+            <w:r>
+              <w:rPr>
+                <w:sz w:val="16"/>
+              </w:rPr>
+              <w:t>{equipo_desinstalado_4_tipo}</w:t>
+            </w:r>
           </w:p>
         </w:tc>
         <w:tc>
@@ -1752,6 +2108,12 @@
                 <w:lang w:val="es-CO"/>
               </w:rPr>
             </w:pPr>
+            <w:r>
+              <w:rPr>
+                <w:sz w:val="16"/>
+              </w:rPr>
+              <w:t>{equipo_desinstalado_4_marca}</w:t>
+            </w:r>
           </w:p>
         </w:tc>
         <w:tc>
@@ -1768,6 +2130,12 @@
                 <w:lang w:val="es-CO"/>
               </w:rPr>
             </w:pPr>
+            <w:r>
+              <w:rPr>
+                <w:sz w:val="16"/>
+              </w:rPr>
+              <w:t>{equipo_desinstalado_4_modelo}</w:t>
+            </w:r>
           </w:p>
         </w:tc>
         <w:tc>
@@ -1784,6 +2152,12 @@
                 <w:lang w:val="es-CO"/>
               </w:rPr>
             </w:pPr>
+            <w:r>
+              <w:rPr>
+                <w:sz w:val="16"/>
+              </w:rPr>
+              <w:t>{equipo_desinstalado_4_serial}</w:t>
+            </w:r>
           </w:p>
         </w:tc>
         <w:tc>
@@ -1800,6 +2174,12 @@
                 <w:lang w:val="es-CO"/>
               </w:rPr>
             </w:pPr>
+            <w:r>
+              <w:rPr>
+                <w:sz w:val="16"/>
+              </w:rPr>
+              <w:t>{equipo_desinstalado_4_placa}</w:t>
+            </w:r>
           </w:p>
         </w:tc>
       </w:tr>
@@ -1869,6 +2249,13 @@
           <w:lang w:val="es-CO"/>
         </w:rPr>
         <w:t>Foto antes de la instalación (400x300 pixeles).</w:t>
+      </w:r>
+      <w:r>
+        <w:rPr>
+          <w:sz w:val="18"/>
+        </w:rPr>
+        <w:tab/>
+        <w:t>{foto_antes_instalacion}</w:t>
       </w:r>
     </w:p>
     <w:p>
@@ -1972,6 +2359,13 @@
         </w:rPr>
         <w:t>Foto después de la Instalación (400x300 pixeles).</w:t>
       </w:r>
+      <w:r>
+        <w:rPr>
+          <w:sz w:val="18"/>
+        </w:rPr>
+        <w:tab/>
+        <w:t>{foto_despues_instalacion}</w:t>
+      </w:r>
     </w:p>
     <w:p>
       <w:pPr>
@@ -2085,6 +2479,13 @@
         <w:lastRenderedPageBreak/>
         <w:t>Foto marquillas (400x300 pixeles).</w:t>
       </w:r>
+      <w:r>
+        <w:rPr>
+          <w:sz w:val="18"/>
+        </w:rPr>
+        <w:tab/>
+        <w:t>{foto_marquillas}</w:t>
+      </w:r>
     </w:p>
     <w:p>
       <w:pPr>
@@ -2187,6 +2588,13 @@
         </w:rPr>
         <w:t>Foto tomas eléctricas (400x300 pixeles).</w:t>
       </w:r>
+      <w:r>
+        <w:rPr>
+          <w:sz w:val="18"/>
+        </w:rPr>
+        <w:tab/>
+        <w:t>{foto_tomas_electricas}</w:t>
+      </w:r>
     </w:p>
     <w:p>
       <w:pPr>
@@ -2302,6 +2710,13 @@
         <w:lastRenderedPageBreak/>
         <w:t>Foto Voltaje [Relación Neutro-Tierra] (400x300 pixeles).</w:t>
       </w:r>
+      <w:r>
+        <w:rPr>
+          <w:sz w:val="18"/>
+        </w:rPr>
+        <w:tab/>
+        <w:t>{foto_voltaje_neutro_tierra}</w:t>
+      </w:r>
     </w:p>
     <w:p>
       <w:pPr>
@@ -2441,6 +2856,13 @@
           <w:lang w:val="es-CO"/>
         </w:rPr>
       </w:pPr>
+      <w:r>
+        <w:rPr>
+          <w:sz w:val="18"/>
+        </w:rPr>
+        <w:tab/>
+        <w:t>{sip_evidencia_version_firmware}</w:t>
+      </w:r>
     </w:p>
     <w:p>
       <w:pPr>
@@ -3346,6 +3768,13 @@
           <w:lang w:val="es-CO"/>
         </w:rPr>
       </w:pPr>
+      <w:r>
+        <w:rPr>
+          <w:sz w:val="18"/>
+        </w:rPr>
+        <w:tab/>
+        <w:t>{sip_evidencia_configuracion_router_voz}</w:t>
+      </w:r>
     </w:p>
     <w:p>
       <w:pPr>
@@ -4304,6 +4733,13 @@
           <w:lang w:val="es-CO"/>
         </w:rPr>
       </w:pPr>
+      <w:r>
+        <w:rPr>
+          <w:sz w:val="18"/>
+        </w:rPr>
+        <w:tab/>
+        <w:t>{sip_evidencia_conectividad_plataforma_voz}</w:t>
+      </w:r>
     </w:p>
     <w:p>
       <w:pPr>
@@ -5002,6 +5438,13 @@
           <w:lang w:val="es-CO"/>
         </w:rPr>
       </w:pPr>
+      <w:r>
+        <w:rPr>
+          <w:sz w:val="18"/>
+        </w:rPr>
+        <w:tab/>
+        <w:t>{sip_evidencia_conectividad_audiocodec}</w:t>
+      </w:r>
     </w:p>
     <w:p>
       <w:pPr>
@@ -5373,6 +5816,13 @@
           <w:lang w:val="es-CO"/>
         </w:rPr>
       </w:pPr>
+      <w:r>
+        <w:rPr>
+          <w:sz w:val="18"/>
+        </w:rPr>
+        <w:tab/>
+        <w:t>{sip_registro_plataforma_telefonia}</w:t>
+      </w:r>
     </w:p>
     <w:p>
       <w:pPr>
@@ -6016,6 +6466,13 @@
           <w:lang w:val="es-CO"/>
         </w:rPr>
       </w:pPr>
+      <w:r>
+        <w:rPr>
+          <w:sz w:val="18"/>
+        </w:rPr>
+        <w:tab/>
+        <w:t>{sip_pruebas_llamadas_pstn}</w:t>
+      </w:r>
     </w:p>
     <w:p>
       <w:pPr>
@@ -6579,6 +7036,13 @@
               </w:rPr>
               <w:t>CLARO</w:t>
             </w:r>
+            <w:r>
+              <w:rPr>
+                <w:sz w:val="16"/>
+              </w:rPr>
+              <w:br/>
+              <w:t>{sip_llamada_pstn_1_operador}</w:t>
+            </w:r>
           </w:p>
         </w:tc>
         <w:tc>
@@ -6607,6 +7071,13 @@
               </w:rPr>
               <w:t>7480000</w:t>
             </w:r>
+            <w:r>
+              <w:rPr>
+                <w:sz w:val="16"/>
+              </w:rPr>
+              <w:br/>
+              <w:t>{sip_llamada_pstn_1_numero_marcado}</w:t>
+            </w:r>
           </w:p>
         </w:tc>
         <w:tc>
@@ -6635,6 +7106,13 @@
               </w:rPr>
               <w:t>SI/NO</w:t>
             </w:r>
+            <w:r>
+              <w:rPr>
+                <w:sz w:val="16"/>
+              </w:rPr>
+              <w:br/>
+              <w:t>{sip_llamada_pstn_1_llamada_entrante}</w:t>
+            </w:r>
           </w:p>
         </w:tc>
         <w:tc>
@@ -6663,6 +7141,13 @@
               </w:rPr>
               <w:t>SI/NO</w:t>
             </w:r>
+            <w:r>
+              <w:rPr>
+                <w:sz w:val="16"/>
+              </w:rPr>
+              <w:br/>
+              <w:t>{sip_llamada_pstn_1_llamada_saliente}</w:t>
+            </w:r>
           </w:p>
         </w:tc>
         <w:tc>
@@ -6691,6 +7176,13 @@
               </w:rPr>
               <w:t>SI/NO</w:t>
             </w:r>
+            <w:r>
+              <w:rPr>
+                <w:sz w:val="16"/>
+              </w:rPr>
+              <w:br/>
+              <w:t>{sip_llamada_pstn_1_audio}</w:t>
+            </w:r>
           </w:p>
         </w:tc>
         <w:tc>
@@ -6719,6 +7211,13 @@
               </w:rPr>
               <w:t>SI/NO</w:t>
             </w:r>
+            <w:r>
+              <w:rPr>
+                <w:sz w:val="16"/>
+              </w:rPr>
+              <w:br/>
+              <w:t>{sip_llamada_pstn_1_retardo_eco}</w:t>
+            </w:r>
           </w:p>
         </w:tc>
         <w:tc>
@@ -6747,6 +7246,13 @@
               </w:rPr>
               <w:t>SI/NO</w:t>
             </w:r>
+            <w:r>
+              <w:rPr>
+                <w:sz w:val="16"/>
+              </w:rPr>
+              <w:br/>
+              <w:t>{sip_llamada_pstn_1_ruido}</w:t>
+            </w:r>
           </w:p>
         </w:tc>
         <w:tc>
@@ -6772,6 +7278,13 @@
                 <w:szCs w:val="16"/>
               </w:rPr>
               <w:t>SI/NO</w:t>
+            </w:r>
+            <w:r>
+              <w:rPr>
+                <w:sz w:val="16"/>
+              </w:rPr>
+              <w:br/>
+              <w:t>{sip_llamada_pstn_1_dtmf}</w:t>
             </w:r>
           </w:p>
         </w:tc>
@@ -6805,6 +7318,13 @@
               </w:rPr>
               <w:t>OTRO</w:t>
             </w:r>
+            <w:r>
+              <w:rPr>
+                <w:sz w:val="16"/>
+              </w:rPr>
+              <w:br/>
+              <w:t>{sip_llamada_pstn_2_operador}</w:t>
+            </w:r>
           </w:p>
         </w:tc>
         <w:tc>
@@ -6823,6 +7343,12 @@
                 <w:szCs w:val="16"/>
               </w:rPr>
             </w:pPr>
+            <w:r>
+              <w:rPr>
+                <w:sz w:val="16"/>
+              </w:rPr>
+              <w:t>{sip_llamada_pstn_2_numero_marcado}</w:t>
+            </w:r>
           </w:p>
         </w:tc>
         <w:tc>
@@ -6841,6 +7367,12 @@
                 <w:szCs w:val="16"/>
               </w:rPr>
             </w:pPr>
+            <w:r>
+              <w:rPr>
+                <w:sz w:val="16"/>
+              </w:rPr>
+              <w:t>{sip_llamada_pstn_2_llamada_entrante}</w:t>
+            </w:r>
           </w:p>
         </w:tc>
         <w:tc>
@@ -6859,6 +7391,12 @@
                 <w:szCs w:val="16"/>
               </w:rPr>
             </w:pPr>
+            <w:r>
+              <w:rPr>
+                <w:sz w:val="16"/>
+              </w:rPr>
+              <w:t>{sip_llamada_pstn_2_llamada_saliente}</w:t>
+            </w:r>
           </w:p>
         </w:tc>
         <w:tc>
@@ -6877,6 +7415,12 @@
                 <w:szCs w:val="16"/>
               </w:rPr>
             </w:pPr>
+            <w:r>
+              <w:rPr>
+                <w:sz w:val="16"/>
+              </w:rPr>
+              <w:t>{sip_llamada_pstn_2_audio}</w:t>
+            </w:r>
           </w:p>
         </w:tc>
         <w:tc>
@@ -6895,6 +7439,12 @@
                 <w:szCs w:val="16"/>
               </w:rPr>
             </w:pPr>
+            <w:r>
+              <w:rPr>
+                <w:sz w:val="16"/>
+              </w:rPr>
+              <w:t>{sip_llamada_pstn_2_retardo_eco}</w:t>
+            </w:r>
           </w:p>
         </w:tc>
         <w:tc>
@@ -6913,6 +7463,12 @@
                 <w:szCs w:val="16"/>
               </w:rPr>
             </w:pPr>
+            <w:r>
+              <w:rPr>
+                <w:sz w:val="16"/>
+              </w:rPr>
+              <w:t>{sip_llamada_pstn_2_ruido}</w:t>
+            </w:r>
           </w:p>
         </w:tc>
         <w:tc>
@@ -6930,6 +7486,12 @@
                 <w:szCs w:val="16"/>
               </w:rPr>
             </w:pPr>
+            <w:r>
+              <w:rPr>
+                <w:sz w:val="16"/>
+              </w:rPr>
+              <w:t>{sip_llamada_pstn_2_dtmf}</w:t>
+            </w:r>
           </w:p>
         </w:tc>
       </w:tr>
@@ -6963,6 +7525,13 @@
               </w:rPr>
               <w:t>OTRO</w:t>
             </w:r>
+            <w:r>
+              <w:rPr>
+                <w:sz w:val="16"/>
+              </w:rPr>
+              <w:br/>
+              <w:t>{sip_llamada_pstn_3_operador}</w:t>
+            </w:r>
           </w:p>
         </w:tc>
         <w:tc>
@@ -6981,6 +7550,12 @@
                 <w:szCs w:val="16"/>
               </w:rPr>
             </w:pPr>
+            <w:r>
+              <w:rPr>
+                <w:sz w:val="16"/>
+              </w:rPr>
+              <w:t>{sip_llamada_pstn_3_numero_marcado}</w:t>
+            </w:r>
           </w:p>
         </w:tc>
         <w:tc>
@@ -6999,6 +7574,12 @@
                 <w:szCs w:val="16"/>
               </w:rPr>
             </w:pPr>
+            <w:r>
+              <w:rPr>
+                <w:sz w:val="16"/>
+              </w:rPr>
+              <w:t>{sip_llamada_pstn_3_llamada_entrante}</w:t>
+            </w:r>
           </w:p>
         </w:tc>
         <w:tc>
@@ -7017,6 +7598,12 @@
                 <w:szCs w:val="16"/>
               </w:rPr>
             </w:pPr>
+            <w:r>
+              <w:rPr>
+                <w:sz w:val="16"/>
+              </w:rPr>
+              <w:t>{sip_llamada_pstn_3_llamada_saliente}</w:t>
+            </w:r>
           </w:p>
         </w:tc>
         <w:tc>
@@ -7035,6 +7622,12 @@
                 <w:szCs w:val="16"/>
               </w:rPr>
             </w:pPr>
+            <w:r>
+              <w:rPr>
+                <w:sz w:val="16"/>
+              </w:rPr>
+              <w:t>{sip_llamada_pstn_3_audio}</w:t>
+            </w:r>
           </w:p>
         </w:tc>
         <w:tc>
@@ -7053,6 +7646,12 @@
                 <w:szCs w:val="16"/>
               </w:rPr>
             </w:pPr>
+            <w:r>
+              <w:rPr>
+                <w:sz w:val="16"/>
+              </w:rPr>
+              <w:t>{sip_llamada_pstn_3_retardo_eco}</w:t>
+            </w:r>
           </w:p>
         </w:tc>
         <w:tc>
@@ -7071,6 +7670,12 @@
                 <w:szCs w:val="16"/>
               </w:rPr>
             </w:pPr>
+            <w:r>
+              <w:rPr>
+                <w:sz w:val="16"/>
+              </w:rPr>
+              <w:t>{sip_llamada_pstn_3_ruido}</w:t>
+            </w:r>
           </w:p>
         </w:tc>
         <w:tc>
@@ -7088,6 +7693,12 @@
                 <w:szCs w:val="16"/>
               </w:rPr>
             </w:pPr>
+            <w:r>
+              <w:rPr>
+                <w:sz w:val="16"/>
+              </w:rPr>
+              <w:t>{sip_llamada_pstn_3_dtmf}</w:t>
+            </w:r>
           </w:p>
         </w:tc>
       </w:tr>
@@ -7600,6 +8211,13 @@
               </w:rPr>
               <w:t>CÓDIGO</w:t>
             </w:r>
+            <w:r>
+              <w:rPr>
+                <w:sz w:val="16"/>
+              </w:rPr>
+              <w:br/>
+              <w:t>{sip_muestreo_ciudad_1_r2_c1}</w:t>
+            </w:r>
           </w:p>
         </w:tc>
         <w:tc>
@@ -7625,6 +8243,20 @@
                 <w:szCs w:val="16"/>
               </w:rPr>
               <w:t>08##</w:t>
+            </w:r>
+            <w:r>
+              <w:rPr>
+                <w:sz w:val="16"/>
+              </w:rPr>
+              <w:br/>
+              <w:t>{sip_muestreo_ciudad_1_r2_c2}</w:t>
+            </w:r>
+            <w:r>
+              <w:rPr>
+                <w:sz w:val="16"/>
+              </w:rPr>
+              <w:br/>
+              <w:t>{sip_muestreo_ciudad_1_r2_c3}</w:t>
             </w:r>
           </w:p>
         </w:tc>
@@ -7661,6 +8293,13 @@
               </w:rPr>
               <w:t>NÚMERO</w:t>
             </w:r>
+            <w:r>
+              <w:rPr>
+                <w:sz w:val="16"/>
+              </w:rPr>
+              <w:br/>
+              <w:t>{sip_muestreo_ciudad_1_r3_c1}</w:t>
+            </w:r>
           </w:p>
         </w:tc>
         <w:tc>
@@ -7678,6 +8317,19 @@
                 <w:szCs w:val="16"/>
               </w:rPr>
             </w:pPr>
+            <w:r>
+              <w:rPr>
+                <w:sz w:val="16"/>
+              </w:rPr>
+              <w:t>{sip_muestreo_ciudad_1_r3_c2}</w:t>
+            </w:r>
+            <w:r>
+              <w:rPr>
+                <w:sz w:val="16"/>
+              </w:rPr>
+              <w:br/>
+              <w:t>{sip_muestreo_ciudad_1_r3_c3}</w:t>
+            </w:r>
           </w:p>
         </w:tc>
       </w:tr>
@@ -7714,6 +8366,13 @@
               </w:rPr>
               <w:t>OPERADOR</w:t>
             </w:r>
+            <w:r>
+              <w:rPr>
+                <w:sz w:val="16"/>
+              </w:rPr>
+              <w:br/>
+              <w:t>{sip_muestreo_ciudad_1_r4_c1}</w:t>
+            </w:r>
           </w:p>
         </w:tc>
         <w:tc>
@@ -7746,6 +8405,13 @@
               </w:rPr>
               <w:t>NUMERO MARCADO</w:t>
             </w:r>
+            <w:r>
+              <w:rPr>
+                <w:sz w:val="16"/>
+              </w:rPr>
+              <w:br/>
+              <w:t>{sip_muestreo_ciudad_1_r4_c2}</w:t>
+            </w:r>
           </w:p>
         </w:tc>
         <w:tc>
@@ -7778,6 +8444,13 @@
               </w:rPr>
               <w:t>Establecimiento llamada entrante</w:t>
             </w:r>
+            <w:r>
+              <w:rPr>
+                <w:sz w:val="16"/>
+              </w:rPr>
+              <w:br/>
+              <w:t>{sip_muestreo_ciudad_1_r4_c3}</w:t>
+            </w:r>
           </w:p>
         </w:tc>
         <w:tc>
@@ -7809,6 +8482,13 @@
                 <w:szCs w:val="16"/>
               </w:rPr>
               <w:t>Establecimiento llamada saliente</w:t>
+            </w:r>
+            <w:r>
+              <w:rPr>
+                <w:sz w:val="16"/>
+              </w:rPr>
+              <w:br/>
+              <w:t>{sip_muestreo_ciudad_1_r4_c4}</w:t>
             </w:r>
           </w:p>
         </w:tc>
@@ -7843,6 +8523,20 @@
               </w:rPr>
               <w:t>Audio</w:t>
             </w:r>
+            <w:r>
+              <w:rPr>
+                <w:sz w:val="16"/>
+              </w:rPr>
+              <w:br/>
+              <w:t>{sip_muestreo_ciudad_1_r4_c5}</w:t>
+            </w:r>
+            <w:r>
+              <w:rPr>
+                <w:sz w:val="16"/>
+              </w:rPr>
+              <w:br/>
+              <w:t>{sip_muestreo_ciudad_1_r4_c6}</w:t>
+            </w:r>
           </w:p>
         </w:tc>
         <w:tc>
@@ -7875,6 +8569,13 @@
               </w:rPr>
               <w:t>Retardo / ECO</w:t>
             </w:r>
+            <w:r>
+              <w:rPr>
+                <w:sz w:val="16"/>
+              </w:rPr>
+              <w:br/>
+              <w:t>{sip_muestreo_ciudad_1_r4_c7}</w:t>
+            </w:r>
           </w:p>
         </w:tc>
         <w:tc>
@@ -7907,6 +8608,13 @@
               </w:rPr>
               <w:t>Ruido</w:t>
             </w:r>
+            <w:r>
+              <w:rPr>
+                <w:sz w:val="16"/>
+              </w:rPr>
+              <w:br/>
+              <w:t>{sip_muestreo_ciudad_1_r4_c8}</w:t>
+            </w:r>
           </w:p>
         </w:tc>
         <w:tc>
@@ -7936,6 +8644,13 @@
                 <w:szCs w:val="16"/>
               </w:rPr>
               <w:t>Reconoce Tonos DTMF</w:t>
+            </w:r>
+            <w:r>
+              <w:rPr>
+                <w:sz w:val="16"/>
+              </w:rPr>
+              <w:br/>
+              <w:t>{sip_muestreo_ciudad_1_r4_c9}</w:t>
             </w:r>
           </w:p>
         </w:tc>
@@ -7970,6 +8685,13 @@
               </w:rPr>
               <w:t>CLARO</w:t>
             </w:r>
+            <w:r>
+              <w:rPr>
+                <w:sz w:val="16"/>
+              </w:rPr>
+              <w:br/>
+              <w:t>{sip_muestreo_ciudad_1_r5_c1}</w:t>
+            </w:r>
           </w:p>
         </w:tc>
         <w:tc>
@@ -7998,6 +8720,13 @@
               </w:rPr>
               <w:t>7480000</w:t>
             </w:r>
+            <w:r>
+              <w:rPr>
+                <w:sz w:val="16"/>
+              </w:rPr>
+              <w:br/>
+              <w:t>{sip_muestreo_ciudad_1_r5_c2}</w:t>
+            </w:r>
           </w:p>
         </w:tc>
         <w:tc>
@@ -8026,6 +8755,13 @@
               </w:rPr>
               <w:t>SI/NO</w:t>
             </w:r>
+            <w:r>
+              <w:rPr>
+                <w:sz w:val="16"/>
+              </w:rPr>
+              <w:br/>
+              <w:t>{sip_muestreo_ciudad_1_r5_c3}</w:t>
+            </w:r>
           </w:p>
         </w:tc>
         <w:tc>
@@ -8054,6 +8790,13 @@
               </w:rPr>
               <w:t>SI/NO</w:t>
             </w:r>
+            <w:r>
+              <w:rPr>
+                <w:sz w:val="16"/>
+              </w:rPr>
+              <w:br/>
+              <w:t>{sip_muestreo_ciudad_1_r5_c4}</w:t>
+            </w:r>
           </w:p>
         </w:tc>
         <w:tc>
@@ -8081,6 +8824,13 @@
                 <w:szCs w:val="16"/>
               </w:rPr>
               <w:t>SI/NO</w:t>
+            </w:r>
+            <w:r>
+              <w:rPr>
+                <w:sz w:val="16"/>
+              </w:rPr>
+              <w:br/>
+              <w:t>{sip_muestreo_ciudad_1_r5_c5}</w:t>
             </w:r>
           </w:p>
         </w:tc>
@@ -8111,6 +8861,20 @@
               </w:rPr>
               <w:t>SI/NO</w:t>
             </w:r>
+            <w:r>
+              <w:rPr>
+                <w:sz w:val="16"/>
+              </w:rPr>
+              <w:br/>
+              <w:t>{sip_muestreo_ciudad_1_r5_c6}</w:t>
+            </w:r>
+            <w:r>
+              <w:rPr>
+                <w:sz w:val="16"/>
+              </w:rPr>
+              <w:br/>
+              <w:t>{sip_muestreo_ciudad_1_r5_c7}</w:t>
+            </w:r>
           </w:p>
         </w:tc>
         <w:tc>
@@ -8139,6 +8903,13 @@
               </w:rPr>
               <w:t>SI/NO</w:t>
             </w:r>
+            <w:r>
+              <w:rPr>
+                <w:sz w:val="16"/>
+              </w:rPr>
+              <w:br/>
+              <w:t>{sip_muestreo_ciudad_1_r5_c8}</w:t>
+            </w:r>
           </w:p>
         </w:tc>
         <w:tc>
@@ -8164,6 +8935,13 @@
                 <w:szCs w:val="16"/>
               </w:rPr>
               <w:t>SI/NO</w:t>
+            </w:r>
+            <w:r>
+              <w:rPr>
+                <w:sz w:val="16"/>
+              </w:rPr>
+              <w:br/>
+              <w:t>{sip_muestreo_ciudad_1_r5_c9}</w:t>
             </w:r>
           </w:p>
         </w:tc>
@@ -8198,6 +8976,13 @@
               </w:rPr>
               <w:t>OTRO</w:t>
             </w:r>
+            <w:r>
+              <w:rPr>
+                <w:sz w:val="16"/>
+              </w:rPr>
+              <w:br/>
+              <w:t>{sip_muestreo_ciudad_1_r6_c1}</w:t>
+            </w:r>
           </w:p>
         </w:tc>
         <w:tc>
@@ -8216,6 +9001,12 @@
                 <w:szCs w:val="16"/>
               </w:rPr>
             </w:pPr>
+            <w:r>
+              <w:rPr>
+                <w:sz w:val="16"/>
+              </w:rPr>
+              <w:t>{sip_muestreo_ciudad_1_r6_c2}</w:t>
+            </w:r>
           </w:p>
         </w:tc>
         <w:tc>
@@ -8234,6 +9025,12 @@
                 <w:szCs w:val="16"/>
               </w:rPr>
             </w:pPr>
+            <w:r>
+              <w:rPr>
+                <w:sz w:val="16"/>
+              </w:rPr>
+              <w:t>{sip_muestreo_ciudad_1_r6_c3}</w:t>
+            </w:r>
           </w:p>
         </w:tc>
         <w:tc>
@@ -8252,6 +9049,12 @@
                 <w:szCs w:val="16"/>
               </w:rPr>
             </w:pPr>
+            <w:r>
+              <w:rPr>
+                <w:sz w:val="16"/>
+              </w:rPr>
+              <w:t>{sip_muestreo_ciudad_1_r6_c4}</w:t>
+            </w:r>
           </w:p>
         </w:tc>
         <w:tc>
@@ -8270,6 +9073,12 @@
                 <w:szCs w:val="16"/>
               </w:rPr>
             </w:pPr>
+            <w:r>
+              <w:rPr>
+                <w:sz w:val="16"/>
+              </w:rPr>
+              <w:t>{sip_muestreo_ciudad_1_r6_c5}</w:t>
+            </w:r>
           </w:p>
         </w:tc>
         <w:tc>
@@ -8289,6 +9098,19 @@
                 <w:szCs w:val="16"/>
               </w:rPr>
             </w:pPr>
+            <w:r>
+              <w:rPr>
+                <w:sz w:val="16"/>
+              </w:rPr>
+              <w:t>{sip_muestreo_ciudad_1_r6_c6}</w:t>
+            </w:r>
+            <w:r>
+              <w:rPr>
+                <w:sz w:val="16"/>
+              </w:rPr>
+              <w:br/>
+              <w:t>{sip_muestreo_ciudad_1_r6_c7}</w:t>
+            </w:r>
           </w:p>
         </w:tc>
         <w:tc>
@@ -8307,6 +9129,12 @@
                 <w:szCs w:val="16"/>
               </w:rPr>
             </w:pPr>
+            <w:r>
+              <w:rPr>
+                <w:sz w:val="16"/>
+              </w:rPr>
+              <w:t>{sip_muestreo_ciudad_1_r6_c8}</w:t>
+            </w:r>
           </w:p>
         </w:tc>
         <w:tc>
@@ -8324,6 +9152,12 @@
                 <w:szCs w:val="16"/>
               </w:rPr>
             </w:pPr>
+            <w:r>
+              <w:rPr>
+                <w:sz w:val="16"/>
+              </w:rPr>
+              <w:t>{sip_muestreo_ciudad_1_r6_c9}</w:t>
+            </w:r>
           </w:p>
         </w:tc>
       </w:tr>
@@ -8356,6 +9190,13 @@
               </w:rPr>
               <w:t>OTRO</w:t>
             </w:r>
+            <w:r>
+              <w:rPr>
+                <w:sz w:val="16"/>
+              </w:rPr>
+              <w:br/>
+              <w:t>{sip_muestreo_ciudad_1_r7_c1}</w:t>
+            </w:r>
           </w:p>
         </w:tc>
         <w:tc>
@@ -8374,6 +9215,12 @@
                 <w:szCs w:val="16"/>
               </w:rPr>
             </w:pPr>
+            <w:r>
+              <w:rPr>
+                <w:sz w:val="16"/>
+              </w:rPr>
+              <w:t>{sip_muestreo_ciudad_1_r7_c2}</w:t>
+            </w:r>
           </w:p>
         </w:tc>
         <w:tc>
@@ -8392,6 +9239,12 @@
                 <w:szCs w:val="16"/>
               </w:rPr>
             </w:pPr>
+            <w:r>
+              <w:rPr>
+                <w:sz w:val="16"/>
+              </w:rPr>
+              <w:t>{sip_muestreo_ciudad_1_r7_c3}</w:t>
+            </w:r>
           </w:p>
         </w:tc>
         <w:tc>
@@ -8410,6 +9263,12 @@
                 <w:szCs w:val="16"/>
               </w:rPr>
             </w:pPr>
+            <w:r>
+              <w:rPr>
+                <w:sz w:val="16"/>
+              </w:rPr>
+              <w:t>{sip_muestreo_ciudad_1_r7_c4}</w:t>
+            </w:r>
           </w:p>
         </w:tc>
         <w:tc>
@@ -8428,6 +9287,12 @@
                 <w:szCs w:val="16"/>
               </w:rPr>
             </w:pPr>
+            <w:r>
+              <w:rPr>
+                <w:sz w:val="16"/>
+              </w:rPr>
+              <w:t>{sip_muestreo_ciudad_1_r7_c5}</w:t>
+            </w:r>
           </w:p>
         </w:tc>
         <w:tc>
@@ -8447,6 +9312,19 @@
                 <w:szCs w:val="16"/>
               </w:rPr>
             </w:pPr>
+            <w:r>
+              <w:rPr>
+                <w:sz w:val="16"/>
+              </w:rPr>
+              <w:t>{sip_muestreo_ciudad_1_r7_c6}</w:t>
+            </w:r>
+            <w:r>
+              <w:rPr>
+                <w:sz w:val="16"/>
+              </w:rPr>
+              <w:br/>
+              <w:t>{sip_muestreo_ciudad_1_r7_c7}</w:t>
+            </w:r>
           </w:p>
         </w:tc>
         <w:tc>
@@ -8465,6 +9343,12 @@
                 <w:szCs w:val="16"/>
               </w:rPr>
             </w:pPr>
+            <w:r>
+              <w:rPr>
+                <w:sz w:val="16"/>
+              </w:rPr>
+              <w:t>{sip_muestreo_ciudad_1_r7_c8}</w:t>
+            </w:r>
           </w:p>
         </w:tc>
         <w:tc>
@@ -8482,6 +9366,12 @@
                 <w:szCs w:val="16"/>
               </w:rPr>
             </w:pPr>
+            <w:r>
+              <w:rPr>
+                <w:sz w:val="16"/>
+              </w:rPr>
+              <w:t>{sip_muestreo_ciudad_1_r7_c9}</w:t>
+            </w:r>
           </w:p>
         </w:tc>
       </w:tr>
@@ -8681,6 +9571,13 @@
               </w:rPr>
               <w:t>CÓDIGO</w:t>
             </w:r>
+            <w:r>
+              <w:rPr>
+                <w:sz w:val="16"/>
+              </w:rPr>
+              <w:br/>
+              <w:t>{sip_muestreo_ciudad_2_r2_c1}</w:t>
+            </w:r>
           </w:p>
         </w:tc>
         <w:tc>
@@ -8706,6 +9603,20 @@
                 <w:szCs w:val="16"/>
               </w:rPr>
               <w:t>08##</w:t>
+            </w:r>
+            <w:r>
+              <w:rPr>
+                <w:sz w:val="16"/>
+              </w:rPr>
+              <w:br/>
+              <w:t>{sip_muestreo_ciudad_2_r2_c2}</w:t>
+            </w:r>
+            <w:r>
+              <w:rPr>
+                <w:sz w:val="16"/>
+              </w:rPr>
+              <w:br/>
+              <w:t>{sip_muestreo_ciudad_2_r2_c3}</w:t>
             </w:r>
           </w:p>
         </w:tc>
@@ -8742,6 +9653,13 @@
               </w:rPr>
               <w:t xml:space="preserve">NÚMERO </w:t>
             </w:r>
+            <w:r>
+              <w:rPr>
+                <w:sz w:val="16"/>
+              </w:rPr>
+              <w:br/>
+              <w:t>{sip_muestreo_ciudad_2_r3_c1}</w:t>
+            </w:r>
           </w:p>
         </w:tc>
         <w:tc>
@@ -8759,6 +9677,19 @@
                 <w:szCs w:val="16"/>
               </w:rPr>
             </w:pPr>
+            <w:r>
+              <w:rPr>
+                <w:sz w:val="16"/>
+              </w:rPr>
+              <w:t>{sip_muestreo_ciudad_2_r3_c2}</w:t>
+            </w:r>
+            <w:r>
+              <w:rPr>
+                <w:sz w:val="16"/>
+              </w:rPr>
+              <w:br/>
+              <w:t>{sip_muestreo_ciudad_2_r3_c3}</w:t>
+            </w:r>
           </w:p>
         </w:tc>
       </w:tr>
@@ -8795,6 +9726,13 @@
               </w:rPr>
               <w:t>OPERADOR</w:t>
             </w:r>
+            <w:r>
+              <w:rPr>
+                <w:sz w:val="16"/>
+              </w:rPr>
+              <w:br/>
+              <w:t>{sip_muestreo_ciudad_2_r4_c1}</w:t>
+            </w:r>
           </w:p>
         </w:tc>
         <w:tc>
@@ -8827,6 +9765,13 @@
               </w:rPr>
               <w:t>NUMERO MARCADO</w:t>
             </w:r>
+            <w:r>
+              <w:rPr>
+                <w:sz w:val="16"/>
+              </w:rPr>
+              <w:br/>
+              <w:t>{sip_muestreo_ciudad_2_r4_c2}</w:t>
+            </w:r>
           </w:p>
         </w:tc>
         <w:tc>
@@ -8859,6 +9804,13 @@
               </w:rPr>
               <w:t>Establecimiento llamada entrante</w:t>
             </w:r>
+            <w:r>
+              <w:rPr>
+                <w:sz w:val="16"/>
+              </w:rPr>
+              <w:br/>
+              <w:t>{sip_muestreo_ciudad_2_r4_c3}</w:t>
+            </w:r>
           </w:p>
         </w:tc>
         <w:tc>
@@ -8891,6 +9843,13 @@
               </w:rPr>
               <w:t>Establecimiento llamada saliente</w:t>
             </w:r>
+            <w:r>
+              <w:rPr>
+                <w:sz w:val="16"/>
+              </w:rPr>
+              <w:br/>
+              <w:t>{sip_muestreo_ciudad_2_r4_c4}</w:t>
+            </w:r>
           </w:p>
         </w:tc>
         <w:tc>
@@ -8923,6 +9882,13 @@
               </w:rPr>
               <w:t>Audio</w:t>
             </w:r>
+            <w:r>
+              <w:rPr>
+                <w:sz w:val="16"/>
+              </w:rPr>
+              <w:br/>
+              <w:t>{sip_muestreo_ciudad_2_r4_c5}</w:t>
+            </w:r>
           </w:p>
         </w:tc>
         <w:tc>
@@ -8955,6 +9921,13 @@
               </w:rPr>
               <w:t>Retardo / ECO</w:t>
             </w:r>
+            <w:r>
+              <w:rPr>
+                <w:sz w:val="16"/>
+              </w:rPr>
+              <w:br/>
+              <w:t>{sip_muestreo_ciudad_2_r4_c6}</w:t>
+            </w:r>
           </w:p>
         </w:tc>
         <w:tc>
@@ -8987,6 +9960,13 @@
               </w:rPr>
               <w:t>Ruido</w:t>
             </w:r>
+            <w:r>
+              <w:rPr>
+                <w:sz w:val="16"/>
+              </w:rPr>
+              <w:br/>
+              <w:t>{sip_muestreo_ciudad_2_r4_c7}</w:t>
+            </w:r>
           </w:p>
         </w:tc>
         <w:tc>
@@ -9016,6 +9996,13 @@
                 <w:szCs w:val="16"/>
               </w:rPr>
               <w:t>Reconoce Tonos DTMF</w:t>
+            </w:r>
+            <w:r>
+              <w:rPr>
+                <w:sz w:val="16"/>
+              </w:rPr>
+              <w:br/>
+              <w:t>{sip_muestreo_ciudad_2_r4_c8}</w:t>
             </w:r>
           </w:p>
         </w:tc>
@@ -9050,6 +10037,13 @@
               </w:rPr>
               <w:t>CLARO</w:t>
             </w:r>
+            <w:r>
+              <w:rPr>
+                <w:sz w:val="16"/>
+              </w:rPr>
+              <w:br/>
+              <w:t>{sip_muestreo_ciudad_2_r5_c1}</w:t>
+            </w:r>
           </w:p>
         </w:tc>
         <w:tc>
@@ -9078,6 +10072,13 @@
               </w:rPr>
               <w:t>7480000</w:t>
             </w:r>
+            <w:r>
+              <w:rPr>
+                <w:sz w:val="16"/>
+              </w:rPr>
+              <w:br/>
+              <w:t>{sip_muestreo_ciudad_2_r5_c2}</w:t>
+            </w:r>
           </w:p>
         </w:tc>
         <w:tc>
@@ -9106,6 +10107,13 @@
               </w:rPr>
               <w:t>SI/NO</w:t>
             </w:r>
+            <w:r>
+              <w:rPr>
+                <w:sz w:val="16"/>
+              </w:rPr>
+              <w:br/>
+              <w:t>{sip_muestreo_ciudad_2_r5_c3}</w:t>
+            </w:r>
           </w:p>
         </w:tc>
         <w:tc>
@@ -9134,6 +10142,13 @@
               </w:rPr>
               <w:t>SI/NO</w:t>
             </w:r>
+            <w:r>
+              <w:rPr>
+                <w:sz w:val="16"/>
+              </w:rPr>
+              <w:br/>
+              <w:t>{sip_muestreo_ciudad_2_r5_c4}</w:t>
+            </w:r>
           </w:p>
         </w:tc>
         <w:tc>
@@ -9162,6 +10177,13 @@
               </w:rPr>
               <w:t>SI/NO</w:t>
             </w:r>
+            <w:r>
+              <w:rPr>
+                <w:sz w:val="16"/>
+              </w:rPr>
+              <w:br/>
+              <w:t>{sip_muestreo_ciudad_2_r5_c5}</w:t>
+            </w:r>
           </w:p>
         </w:tc>
         <w:tc>
@@ -9190,6 +10212,13 @@
               </w:rPr>
               <w:t>SI/NO</w:t>
             </w:r>
+            <w:r>
+              <w:rPr>
+                <w:sz w:val="16"/>
+              </w:rPr>
+              <w:br/>
+              <w:t>{sip_muestreo_ciudad_2_r5_c6}</w:t>
+            </w:r>
           </w:p>
         </w:tc>
         <w:tc>
@@ -9218,6 +10247,13 @@
               </w:rPr>
               <w:t>SI/NO</w:t>
             </w:r>
+            <w:r>
+              <w:rPr>
+                <w:sz w:val="16"/>
+              </w:rPr>
+              <w:br/>
+              <w:t>{sip_muestreo_ciudad_2_r5_c7}</w:t>
+            </w:r>
           </w:p>
         </w:tc>
         <w:tc>
@@ -9243,6 +10279,13 @@
                 <w:szCs w:val="16"/>
               </w:rPr>
               <w:t>SI/NO</w:t>
+            </w:r>
+            <w:r>
+              <w:rPr>
+                <w:sz w:val="16"/>
+              </w:rPr>
+              <w:br/>
+              <w:t>{sip_muestreo_ciudad_2_r5_c8}</w:t>
             </w:r>
           </w:p>
         </w:tc>
@@ -9277,6 +10320,13 @@
               </w:rPr>
               <w:t>OTRO</w:t>
             </w:r>
+            <w:r>
+              <w:rPr>
+                <w:sz w:val="16"/>
+              </w:rPr>
+              <w:br/>
+              <w:t>{sip_muestreo_ciudad_2_r6_c1}</w:t>
+            </w:r>
           </w:p>
         </w:tc>
         <w:tc>
@@ -9295,6 +10345,12 @@
                 <w:szCs w:val="16"/>
               </w:rPr>
             </w:pPr>
+            <w:r>
+              <w:rPr>
+                <w:sz w:val="16"/>
+              </w:rPr>
+              <w:t>{sip_muestreo_ciudad_2_r6_c2}</w:t>
+            </w:r>
           </w:p>
         </w:tc>
         <w:tc>
@@ -9313,6 +10369,12 @@
                 <w:szCs w:val="16"/>
               </w:rPr>
             </w:pPr>
+            <w:r>
+              <w:rPr>
+                <w:sz w:val="16"/>
+              </w:rPr>
+              <w:t>{sip_muestreo_ciudad_2_r6_c3}</w:t>
+            </w:r>
           </w:p>
         </w:tc>
         <w:tc>
@@ -9331,6 +10393,12 @@
                 <w:szCs w:val="16"/>
               </w:rPr>
             </w:pPr>
+            <w:r>
+              <w:rPr>
+                <w:sz w:val="16"/>
+              </w:rPr>
+              <w:t>{sip_muestreo_ciudad_2_r6_c4}</w:t>
+            </w:r>
           </w:p>
         </w:tc>
         <w:tc>
@@ -9349,6 +10417,12 @@
                 <w:szCs w:val="16"/>
               </w:rPr>
             </w:pPr>
+            <w:r>
+              <w:rPr>
+                <w:sz w:val="16"/>
+              </w:rPr>
+              <w:t>{sip_muestreo_ciudad_2_r6_c5}</w:t>
+            </w:r>
           </w:p>
         </w:tc>
         <w:tc>
@@ -9367,6 +10441,12 @@
                 <w:szCs w:val="16"/>
               </w:rPr>
             </w:pPr>
+            <w:r>
+              <w:rPr>
+                <w:sz w:val="16"/>
+              </w:rPr>
+              <w:t>{sip_muestreo_ciudad_2_r6_c6}</w:t>
+            </w:r>
           </w:p>
         </w:tc>
         <w:tc>
@@ -9385,6 +10465,12 @@
                 <w:szCs w:val="16"/>
               </w:rPr>
             </w:pPr>
+            <w:r>
+              <w:rPr>
+                <w:sz w:val="16"/>
+              </w:rPr>
+              <w:t>{sip_muestreo_ciudad_2_r6_c7}</w:t>
+            </w:r>
           </w:p>
         </w:tc>
         <w:tc>
@@ -9402,6 +10488,12 @@
                 <w:szCs w:val="16"/>
               </w:rPr>
             </w:pPr>
+            <w:r>
+              <w:rPr>
+                <w:sz w:val="16"/>
+              </w:rPr>
+              <w:t>{sip_muestreo_ciudad_2_r6_c8}</w:t>
+            </w:r>
           </w:p>
         </w:tc>
       </w:tr>
@@ -9434,6 +10526,13 @@
               </w:rPr>
               <w:t>OTRO</w:t>
             </w:r>
+            <w:r>
+              <w:rPr>
+                <w:sz w:val="16"/>
+              </w:rPr>
+              <w:br/>
+              <w:t>{sip_muestreo_ciudad_2_r7_c1}</w:t>
+            </w:r>
           </w:p>
         </w:tc>
         <w:tc>
@@ -9452,6 +10551,12 @@
                 <w:szCs w:val="16"/>
               </w:rPr>
             </w:pPr>
+            <w:r>
+              <w:rPr>
+                <w:sz w:val="16"/>
+              </w:rPr>
+              <w:t>{sip_muestreo_ciudad_2_r7_c2}</w:t>
+            </w:r>
           </w:p>
         </w:tc>
         <w:tc>
@@ -9470,6 +10575,12 @@
                 <w:szCs w:val="16"/>
               </w:rPr>
             </w:pPr>
+            <w:r>
+              <w:rPr>
+                <w:sz w:val="16"/>
+              </w:rPr>
+              <w:t>{sip_muestreo_ciudad_2_r7_c3}</w:t>
+            </w:r>
           </w:p>
         </w:tc>
         <w:tc>
@@ -9488,6 +10599,12 @@
                 <w:szCs w:val="16"/>
               </w:rPr>
             </w:pPr>
+            <w:r>
+              <w:rPr>
+                <w:sz w:val="16"/>
+              </w:rPr>
+              <w:t>{sip_muestreo_ciudad_2_r7_c4}</w:t>
+            </w:r>
           </w:p>
         </w:tc>
         <w:tc>
@@ -9506,6 +10623,12 @@
                 <w:szCs w:val="16"/>
               </w:rPr>
             </w:pPr>
+            <w:r>
+              <w:rPr>
+                <w:sz w:val="16"/>
+              </w:rPr>
+              <w:t>{sip_muestreo_ciudad_2_r7_c5}</w:t>
+            </w:r>
           </w:p>
         </w:tc>
         <w:tc>
@@ -9524,6 +10647,12 @@
                 <w:szCs w:val="16"/>
               </w:rPr>
             </w:pPr>
+            <w:r>
+              <w:rPr>
+                <w:sz w:val="16"/>
+              </w:rPr>
+              <w:t>{sip_muestreo_ciudad_2_r7_c6}</w:t>
+            </w:r>
           </w:p>
         </w:tc>
         <w:tc>
@@ -9542,6 +10671,12 @@
                 <w:szCs w:val="16"/>
               </w:rPr>
             </w:pPr>
+            <w:r>
+              <w:rPr>
+                <w:sz w:val="16"/>
+              </w:rPr>
+              <w:t>{sip_muestreo_ciudad_2_r7_c7}</w:t>
+            </w:r>
           </w:p>
         </w:tc>
         <w:tc>
@@ -9558,6 +10693,12 @@
                 <w:szCs w:val="16"/>
               </w:rPr>
             </w:pPr>
+            <w:r>
+              <w:rPr>
+                <w:sz w:val="16"/>
+              </w:rPr>
+              <w:t>{sip_muestreo_ciudad_2_r7_c8}</w:t>
+            </w:r>
           </w:p>
         </w:tc>
       </w:tr>
@@ -9608,6 +10749,13 @@
           <w:lang w:val="es-CO"/>
         </w:rPr>
       </w:pPr>
+      <w:r>
+        <w:rPr>
+          <w:sz w:val="18"/>
+        </w:rPr>
+        <w:tab/>
+        <w:t>{sip_pruebas_plan_marcacion}</w:t>
+      </w:r>
     </w:p>
     <w:p>
       <w:pPr>
@@ -10025,6 +11173,13 @@
               </w:rPr>
               <w:t>Ext1</w:t>
             </w:r>
+            <w:r>
+              <w:rPr>
+                <w:sz w:val="16"/>
+              </w:rPr>
+              <w:br/>
+              <w:t>{sip_extensiones_1_extension}</w:t>
+            </w:r>
           </w:p>
         </w:tc>
         <w:tc>
@@ -10043,6 +11198,12 @@
                 <w:szCs w:val="16"/>
               </w:rPr>
             </w:pPr>
+            <w:r>
+              <w:rPr>
+                <w:sz w:val="16"/>
+              </w:rPr>
+              <w:t>{sip_extensiones_1_numero_asociado}</w:t>
+            </w:r>
           </w:p>
         </w:tc>
         <w:tc>
@@ -10071,6 +11232,13 @@
               </w:rPr>
               <w:t>SI/NO</w:t>
             </w:r>
+            <w:r>
+              <w:rPr>
+                <w:sz w:val="16"/>
+              </w:rPr>
+              <w:br/>
+              <w:t>{sip_extensiones_1_llamada_entrante}</w:t>
+            </w:r>
           </w:p>
         </w:tc>
         <w:tc>
@@ -10099,6 +11267,13 @@
               </w:rPr>
               <w:t>SI/NO</w:t>
             </w:r>
+            <w:r>
+              <w:rPr>
+                <w:sz w:val="16"/>
+              </w:rPr>
+              <w:br/>
+              <w:t>{sip_extensiones_1_llamada_saliente}</w:t>
+            </w:r>
           </w:p>
         </w:tc>
         <w:tc>
@@ -10127,6 +11302,13 @@
               </w:rPr>
               <w:t>SI/NO</w:t>
             </w:r>
+            <w:r>
+              <w:rPr>
+                <w:sz w:val="16"/>
+              </w:rPr>
+              <w:br/>
+              <w:t>{sip_extensiones_1_audio}</w:t>
+            </w:r>
           </w:p>
         </w:tc>
         <w:tc>
@@ -10155,6 +11337,13 @@
               </w:rPr>
               <w:t>SI/NO</w:t>
             </w:r>
+            <w:r>
+              <w:rPr>
+                <w:sz w:val="16"/>
+              </w:rPr>
+              <w:br/>
+              <w:t>{sip_extensiones_1_retardo_eco}</w:t>
+            </w:r>
           </w:p>
         </w:tc>
         <w:tc>
@@ -10183,6 +11372,13 @@
               </w:rPr>
               <w:t>SI/NO</w:t>
             </w:r>
+            <w:r>
+              <w:rPr>
+                <w:sz w:val="16"/>
+              </w:rPr>
+              <w:br/>
+              <w:t>{sip_extensiones_1_ruido}</w:t>
+            </w:r>
           </w:p>
         </w:tc>
         <w:tc>
@@ -10208,6 +11404,13 @@
                 <w:szCs w:val="16"/>
               </w:rPr>
               <w:t>SI/NO</w:t>
+            </w:r>
+            <w:r>
+              <w:rPr>
+                <w:sz w:val="16"/>
+              </w:rPr>
+              <w:br/>
+              <w:t>{sip_extensiones_1_dtmf}</w:t>
             </w:r>
           </w:p>
         </w:tc>
@@ -10241,6 +11444,13 @@
               </w:rPr>
               <w:t>Ext2</w:t>
             </w:r>
+            <w:r>
+              <w:rPr>
+                <w:sz w:val="16"/>
+              </w:rPr>
+              <w:br/>
+              <w:t>{sip_extensiones_2_extension}</w:t>
+            </w:r>
           </w:p>
         </w:tc>
         <w:tc>
@@ -10259,6 +11469,12 @@
                 <w:szCs w:val="16"/>
               </w:rPr>
             </w:pPr>
+            <w:r>
+              <w:rPr>
+                <w:sz w:val="16"/>
+              </w:rPr>
+              <w:t>{sip_extensiones_2_numero_asociado}</w:t>
+            </w:r>
           </w:p>
         </w:tc>
         <w:tc>
@@ -10277,6 +11493,12 @@
                 <w:szCs w:val="16"/>
               </w:rPr>
             </w:pPr>
+            <w:r>
+              <w:rPr>
+                <w:sz w:val="16"/>
+              </w:rPr>
+              <w:t>{sip_extensiones_2_llamada_entrante}</w:t>
+            </w:r>
           </w:p>
         </w:tc>
         <w:tc>
@@ -10295,6 +11517,12 @@
                 <w:szCs w:val="16"/>
               </w:rPr>
             </w:pPr>
+            <w:r>
+              <w:rPr>
+                <w:sz w:val="16"/>
+              </w:rPr>
+              <w:t>{sip_extensiones_2_llamada_saliente}</w:t>
+            </w:r>
           </w:p>
         </w:tc>
         <w:tc>
@@ -10313,6 +11541,12 @@
                 <w:szCs w:val="16"/>
               </w:rPr>
             </w:pPr>
+            <w:r>
+              <w:rPr>
+                <w:sz w:val="16"/>
+              </w:rPr>
+              <w:t>{sip_extensiones_2_audio}</w:t>
+            </w:r>
           </w:p>
         </w:tc>
         <w:tc>
@@ -10331,6 +11565,12 @@
                 <w:szCs w:val="16"/>
               </w:rPr>
             </w:pPr>
+            <w:r>
+              <w:rPr>
+                <w:sz w:val="16"/>
+              </w:rPr>
+              <w:t>{sip_extensiones_2_retardo_eco}</w:t>
+            </w:r>
           </w:p>
         </w:tc>
         <w:tc>
@@ -10349,6 +11589,12 @@
                 <w:szCs w:val="16"/>
               </w:rPr>
             </w:pPr>
+            <w:r>
+              <w:rPr>
+                <w:sz w:val="16"/>
+              </w:rPr>
+              <w:t>{sip_extensiones_2_ruido}</w:t>
+            </w:r>
           </w:p>
         </w:tc>
         <w:tc>
@@ -10366,6 +11612,12 @@
                 <w:szCs w:val="16"/>
               </w:rPr>
             </w:pPr>
+            <w:r>
+              <w:rPr>
+                <w:sz w:val="16"/>
+              </w:rPr>
+              <w:t>{sip_extensiones_2_dtmf}</w:t>
+            </w:r>
           </w:p>
         </w:tc>
       </w:tr>
@@ -10399,6 +11651,13 @@
               </w:rPr>
               <w:t>Ext3</w:t>
             </w:r>
+            <w:r>
+              <w:rPr>
+                <w:sz w:val="16"/>
+              </w:rPr>
+              <w:br/>
+              <w:t>{sip_extensiones_3_extension}</w:t>
+            </w:r>
           </w:p>
         </w:tc>
         <w:tc>
@@ -10417,6 +11676,12 @@
                 <w:szCs w:val="16"/>
               </w:rPr>
             </w:pPr>
+            <w:r>
+              <w:rPr>
+                <w:sz w:val="16"/>
+              </w:rPr>
+              <w:t>{sip_extensiones_3_numero_asociado}</w:t>
+            </w:r>
           </w:p>
         </w:tc>
         <w:tc>
@@ -10435,6 +11700,12 @@
                 <w:szCs w:val="16"/>
               </w:rPr>
             </w:pPr>
+            <w:r>
+              <w:rPr>
+                <w:sz w:val="16"/>
+              </w:rPr>
+              <w:t>{sip_extensiones_3_llamada_entrante}</w:t>
+            </w:r>
           </w:p>
         </w:tc>
         <w:tc>
@@ -10453,6 +11724,12 @@
                 <w:szCs w:val="16"/>
               </w:rPr>
             </w:pPr>
+            <w:r>
+              <w:rPr>
+                <w:sz w:val="16"/>
+              </w:rPr>
+              <w:t>{sip_extensiones_3_llamada_saliente}</w:t>
+            </w:r>
           </w:p>
         </w:tc>
         <w:tc>
@@ -10471,6 +11748,12 @@
                 <w:szCs w:val="16"/>
               </w:rPr>
             </w:pPr>
+            <w:r>
+              <w:rPr>
+                <w:sz w:val="16"/>
+              </w:rPr>
+              <w:t>{sip_extensiones_3_audio}</w:t>
+            </w:r>
           </w:p>
         </w:tc>
         <w:tc>
@@ -10489,6 +11772,12 @@
                 <w:szCs w:val="16"/>
               </w:rPr>
             </w:pPr>
+            <w:r>
+              <w:rPr>
+                <w:sz w:val="16"/>
+              </w:rPr>
+              <w:t>{sip_extensiones_3_retardo_eco}</w:t>
+            </w:r>
           </w:p>
         </w:tc>
         <w:tc>
@@ -10507,6 +11796,12 @@
                 <w:szCs w:val="16"/>
               </w:rPr>
             </w:pPr>
+            <w:r>
+              <w:rPr>
+                <w:sz w:val="16"/>
+              </w:rPr>
+              <w:t>{sip_extensiones_3_ruido}</w:t>
+            </w:r>
           </w:p>
         </w:tc>
         <w:tc>
@@ -10524,6 +11819,12 @@
                 <w:szCs w:val="16"/>
               </w:rPr>
             </w:pPr>
+            <w:r>
+              <w:rPr>
+                <w:sz w:val="16"/>
+              </w:rPr>
+              <w:t>{sip_extensiones_3_dtmf}</w:t>
+            </w:r>
           </w:p>
         </w:tc>
       </w:tr>
@@ -10612,6 +11913,13 @@
           <w:lang w:val="es-CO"/>
         </w:rPr>
       </w:pPr>
+      <w:r>
+        <w:rPr>
+          <w:sz w:val="18"/>
+        </w:rPr>
+        <w:tab/>
+        <w:t>{sip_pruebas_servicios_suplementarios}</w:t>
+      </w:r>
     </w:p>
     <w:p>
       <w:pPr>
@@ -10823,6 +12131,13 @@
               </w:rPr>
               <w:t>7480000</w:t>
             </w:r>
+            <w:r>
+              <w:rPr>
+                <w:sz w:val="16"/>
+              </w:rPr>
+              <w:br/>
+              <w:t>{sip_fax_1_numero_destino}</w:t>
+            </w:r>
           </w:p>
         </w:tc>
         <w:tc>
@@ -10851,6 +12166,13 @@
               </w:rPr>
               <w:t>SI/NO</w:t>
             </w:r>
+            <w:r>
+              <w:rPr>
+                <w:sz w:val="16"/>
+              </w:rPr>
+              <w:br/>
+              <w:t>{sip_fax_1_fax_recibido}</w:t>
+            </w:r>
           </w:p>
         </w:tc>
         <w:tc>
@@ -10879,6 +12201,13 @@
               </w:rPr>
               <w:t>SI/NO</w:t>
             </w:r>
+            <w:r>
+              <w:rPr>
+                <w:sz w:val="16"/>
+              </w:rPr>
+              <w:br/>
+              <w:t>{sip_fax_1_fax_entregado}</w:t>
+            </w:r>
           </w:p>
         </w:tc>
         <w:tc>
@@ -10896,6 +12225,12 @@
                 <w:szCs w:val="16"/>
               </w:rPr>
             </w:pPr>
+            <w:r>
+              <w:rPr>
+                <w:sz w:val="16"/>
+              </w:rPr>
+              <w:t>{sip_fax_1_observaciones}</w:t>
+            </w:r>
           </w:p>
         </w:tc>
       </w:tr>
@@ -10919,6 +12254,12 @@
                 <w:szCs w:val="16"/>
               </w:rPr>
             </w:pPr>
+            <w:r>
+              <w:rPr>
+                <w:sz w:val="16"/>
+              </w:rPr>
+              <w:t>{sip_fax_2_numero_destino}</w:t>
+            </w:r>
           </w:p>
         </w:tc>
         <w:tc>
@@ -10937,6 +12278,12 @@
                 <w:szCs w:val="16"/>
               </w:rPr>
             </w:pPr>
+            <w:r>
+              <w:rPr>
+                <w:sz w:val="16"/>
+              </w:rPr>
+              <w:t>{sip_fax_2_fax_recibido}</w:t>
+            </w:r>
           </w:p>
         </w:tc>
         <w:tc>
@@ -10955,6 +12302,12 @@
                 <w:szCs w:val="16"/>
               </w:rPr>
             </w:pPr>
+            <w:r>
+              <w:rPr>
+                <w:sz w:val="16"/>
+              </w:rPr>
+              <w:t>{sip_fax_2_fax_entregado}</w:t>
+            </w:r>
           </w:p>
         </w:tc>
         <w:tc>
@@ -10972,6 +12325,12 @@
                 <w:szCs w:val="16"/>
               </w:rPr>
             </w:pPr>
+            <w:r>
+              <w:rPr>
+                <w:sz w:val="16"/>
+              </w:rPr>
+              <w:t>{sip_fax_2_observaciones}</w:t>
+            </w:r>
           </w:p>
         </w:tc>
       </w:tr>
@@ -11154,6 +12513,12 @@
                 <w:lang w:val="en-US"/>
               </w:rPr>
             </w:pPr>
+            <w:r>
+              <w:rPr>
+                <w:sz w:val="16"/>
+              </w:rPr>
+              <w:t>{conexion_cliente_claro_si}</w:t>
+            </w:r>
           </w:p>
         </w:tc>
         <w:tc>
@@ -11221,6 +12586,12 @@
                 <w:lang w:val="en-US"/>
               </w:rPr>
             </w:pPr>
+            <w:r>
+              <w:rPr>
+                <w:sz w:val="16"/>
+              </w:rPr>
+              <w:t>{conexion_cliente_claro_no}</w:t>
+            </w:r>
           </w:p>
         </w:tc>
       </w:tr>
@@ -11355,6 +12726,12 @@
                 <w:lang w:val="en-US"/>
               </w:rPr>
             </w:pPr>
+            <w:r>
+              <w:rPr>
+                <w:sz w:val="16"/>
+              </w:rPr>
+              <w:t>{equipos_disponibles_configurados_si}</w:t>
+            </w:r>
           </w:p>
         </w:tc>
         <w:tc>
@@ -11422,6 +12799,12 @@
                 <w:lang w:val="en-US"/>
               </w:rPr>
             </w:pPr>
+            <w:r>
+              <w:rPr>
+                <w:sz w:val="16"/>
+              </w:rPr>
+              <w:t>{equipos_disponibles_configurados_no}</w:t>
+            </w:r>
           </w:p>
         </w:tc>
       </w:tr>
@@ -11471,6 +12854,13 @@
           <w:lang w:val="es-CO"/>
         </w:rPr>
         <w:t>Observaciones</w:t>
+      </w:r>
+      <w:r>
+        <w:rPr>
+          <w:sz w:val="18"/>
+        </w:rPr>
+        <w:tab/>
+        <w:t>{observaciones_2}</w:t>
       </w:r>
     </w:p>
     <w:p>
@@ -11532,6 +12922,13 @@
         </w:rPr>
         <w:lastRenderedPageBreak/>
         <w:t>FOTO ACTA DE ENTREGA DE SERVICIO</w:t>
+      </w:r>
+      <w:r>
+        <w:rPr>
+          <w:sz w:val="18"/>
+        </w:rPr>
+        <w:tab/>
+        <w:t>{foto_acta_entrega_servicio}</w:t>
       </w:r>
     </w:p>
     <w:p>
